--- a/resources/templates/12审计工作底稿.docx
+++ b/resources/templates/12审计工作底稿.docx
@@ -150,6 +150,12 @@
                 <w:rFonts w:ascii="Times New Roman" w:hAnsi="Times New Roman"/>
               </w:rPr>
             </w:pPr>
+          </w:p>
+          <w:p>
+            <w:r>
+              <w:t>{projectName}
+{auditedUnit}</w:t>
+            </w:r>
           </w:p>
         </w:tc>
       </w:tr>
